--- a/ind/docx/51.content.docx
+++ b/ind/docx/51.content.docx
@@ -136,13 +136,6 @@
         <w:rPr>
           <w:lang w:val="id_ID" w:bidi="id_ID"/>
         </w:rPr>
-      </w:r>
-      <w:r>
-        <w:rPr>
-          <w:i/>
-          <w:lang w:val="id_ID" w:bidi="id_ID"/>
-        </w:rPr>
-        <w:t>1 Timotius 6:4, 1 Timotius 6:16, 1 Timotius 6:19, Kolose 1:1, Kolose 1:2, Kolose 1:5, Kolose 1:6, Kolose 1:7, Kolose 1:9, Kolose 1:10, Kolose 1:12, Kolose 1:13, Kolose 1:14, Kolose 1:15, Kolose 1:16, Kolose 1:20, Kolose 1:21, Kolose 1:23, Kolose 1:24, Kolose 1:27, Kolose 1:28, Kolose 2:2, Kolose 2:3, Kolose 2:4, Kolose 2:6, Kolose 2:8, Kolose 2:9, Kolose 2:10, Kolose 2:11, Kolose 2:12, Kolose 2:13, Kolose 2:14, Kolose 2:15, Kolose 2:16, Kolose 2:17, Kolose 2:19, Kolose 2:21, Kolose 2:23, Kolose 3:1, Kolose 3:1–2, Kolose 3:3, Kolose 3:4, Kolose 3:5, Kolose 3:6, Kolose 3:8, Kolose 3:10, Kolose 3:12, Kolose 3:13, Kolose 3:14, Kolose 3:15, Kolose 3:15–17, Kolose 3:16, Kolose 3:18, Kolose 3:19, Kolose 3:20, Kolose 3:21, Kolose 3:23–24, Kolose 3:24, Kolose 3:25, Kolose 4:1, Kolose 4:2, Kolose 4:3, Kolose 4:5–6, Kolose 4:7–9, Kolose 4:10, Kolose 4:12, Kolose 4:14, Kolose 4:15, Kolose 4:16, Kolose 4:18</w:t>
       </w:r>
       <w:r>
         <w:rPr>

--- a/ind/docx/51.content.docx
+++ b/ind/docx/51.content.docx
@@ -123,19 +123,6 @@
           <w:lang w:val="id_ID" w:bidi="id_ID"/>
         </w:rPr>
         <w:t>COL</w:t>
-      </w:r>
-      <w:r>
-        <w:rPr>
-          <w:lang w:val="id_ID" w:bidi="id_ID"/>
-        </w:rPr>
-      </w:r>
-    </w:p>
-    <w:p>
-      <w:pPr/>
-      <w:r>
-        <w:rPr>
-          <w:lang w:val="id_ID" w:bidi="id_ID"/>
-        </w:rPr>
       </w:r>
       <w:r>
         <w:rPr>

--- a/ind/docx/51.content.docx
+++ b/ind/docx/51.content.docx
@@ -19,7 +19,7 @@
         <w:rPr>
           <w:lang w:val="id_ID" w:bidi="id_ID"/>
         </w:rPr>
-        <w:t>Resource: Pertanyaan Terjemahan (unfoldingWord)</w:t>
+        <w:t>Resource: unfoldingWord® Translation Questions</w:t>
       </w:r>
       <w:r>
         <w:rPr>
@@ -85,7 +85,7 @@
         <w:rPr>
           <w:lang w:val="id_ID" w:bidi="id_ID"/>
         </w:rPr>
-        <w:t>Pertanyaan Terjemahan (unfoldingWord)</w:t>
+        <w:t>unfoldingWord® Translation Questions</w:t>
       </w:r>
     </w:p>
     <w:p>
